--- a/docs/AICP_Formularios_PT.docx
+++ b/docs/AICP_Formularios_PT.docx
@@ -29,7 +29,7 @@
           <w:sz w:val="40"/>
           <w:szCs w:val="40"/>
         </w:rPr>
-        <w:t>Formulários de curadoria de artigos gerados por IA</w:t>
+        <w:t>Formulários de curadoria de textos gerados por IA</w:t>
       </w:r>
     </w:p>
     <w:p>
@@ -42,7 +42,7 @@
           <w:sz w:val="22"/>
           <w:szCs w:val="22"/>
         </w:rPr>
-        <w:t xml:space="preserve">Seis formulários, um por fase, para anexar ao artigo curado. Extensão do modelo 5R (Bain </w:t>
+        <w:t xml:space="preserve">Seis formulários, um por fase, para anexar a qualquer texto produzido com IA generativa (artigo, trabalho académico, relatório, material didático, texto de divulgação, entre outros). Extensão do modelo 5R (Bain </w:t>
       </w:r>
       <w:proofErr w:type="spellStart"/>
       <w:r>
@@ -181,7 +181,7 @@
                 <w:sz w:val="19"/>
                 <w:szCs w:val="19"/>
               </w:rPr>
-              <w:t>Título ou tema do artigo analisado</w:t>
+              <w:t>Título ou tema do texto analisado</w:t>
             </w:r>
           </w:p>
         </w:tc>
@@ -527,7 +527,7 @@
                 <w:sz w:val="16"/>
                 <w:szCs w:val="16"/>
               </w:rPr>
-              <w:t>ex.: submissão, trabalho curricular, base de revisão, avaliação</w:t>
+              <w:t>ex.: submissão a revista, trabalho curricular, material de aula, relatório, divulgação, avaliação</w:t>
             </w:r>
           </w:p>
         </w:tc>
@@ -660,7 +660,7 @@
         <w:rPr>
           <w:color w:val="202020"/>
         </w:rPr>
-        <w:t xml:space="preserve"> “Não” descrevem o que foi feito; não medem certo ou errado nem autorizam o uso do artigo.</w:t>
+        <w:t xml:space="preserve"> “Não” descrevem o que foi feito; não medem certo ou errado nem autorizam o uso do texto.</w:t>
       </w:r>
     </w:p>
     <w:p>
@@ -671,7 +671,7 @@
         <w:rPr>
           <w:color w:val="202020"/>
         </w:rPr>
-        <w:t xml:space="preserve">3. A Fase 5 exige um segundo grupo que não participou na produção do artigo. Uma opinião livre, sem confronto estruturado, é um levantamento de conceções, não é </w:t>
+        <w:t xml:space="preserve">3. A Fase 5 exige um segundo grupo que não participou na produção do texto. Uma opinião livre, sem confronto estruturado, é um levantamento de conceções, não é </w:t>
       </w:r>
       <w:proofErr w:type="spellStart"/>
       <w:r>
@@ -696,7 +696,7 @@
         <w:rPr>
           <w:color w:val="202020"/>
         </w:rPr>
-        <w:t>4. Guarde o texto original gerado (Fase 1) e anexe estes formulários ao artigo final. Não registe dados pessoais ou confidenciais nos campos.</w:t>
+        <w:t>4. Guarde o texto original gerado (Fase 1) e anexe estes formulários ao texto final. Não registe dados pessoais ou confidenciais nos campos.</w:t>
       </w:r>
     </w:p>
     <w:p>
@@ -1902,6 +1902,9 @@
       <w:pPr>
         <w:sectPr>
           <w:footerReference w:type="default" r:id="rId7"/>
+          <w:footerReference w:type="first" r:id="rId16"/>
+          <w:footerReference w:type="even" r:id="rId17"/>
+          <w:headerReference w:type="default" r:id="rId18"/>
           <w:pgSz w:w="11906" w:h="16838"/>
           <w:pgMar w:top="900" w:right="1000" w:bottom="900" w:left="1000" w:header="708" w:footer="708" w:gutter="0"/>
           <w:cols w:space="720"/>
@@ -2031,7 +2034,7 @@
           <w:sz w:val="21"/>
           <w:szCs w:val="21"/>
         </w:rPr>
-        <w:t>Como foi produzido este artigo? Registar as condições de produção antes de o avaliar.</w:t>
+        <w:t>Como foi produzido este texto? Registar as condições de produção antes de o avaliar.</w:t>
       </w:r>
     </w:p>
     <w:tbl>
@@ -2093,7 +2096,7 @@
                 <w:sz w:val="16"/>
                 <w:szCs w:val="16"/>
               </w:rPr>
-              <w:t>ARTIGO / CÓDIGO DO REGISTO</w:t>
+              <w:t>TEXTO / CÓDIGO DO REGISTO</w:t>
             </w:r>
           </w:p>
           <w:p/>
@@ -2290,7 +2293,7 @@
               <w:rPr>
                 <w:color w:val="202020"/>
               </w:rPr>
-              <w:t xml:space="preserve">Revisão     </w:t>
+              <w:t xml:space="preserve">Revisão de literatura     </w:t>
             </w:r>
             <w:r>
               <w:rPr>
@@ -2320,6 +2323,81 @@
                 <w:color w:val="202020"/>
               </w:rPr>
               <w:t xml:space="preserve">     </w:t>
+            </w:r>
+            <w:r>
+              <w:rPr>
+                <w:rFonts w:ascii="Segoe UI Symbol" w:eastAsia="Segoe UI Symbol" w:hAnsi="Segoe UI Symbol" w:cs="Segoe UI Symbol"/>
+                <w:color w:val="202020"/>
+                <w:sz w:val="22"/>
+                <w:szCs w:val="22"/>
+              </w:rPr>
+              <w:t xml:space="preserve">☐ </w:t>
+            </w:r>
+            <w:r>
+              <w:rPr>
+                <w:color w:val="202020"/>
+              </w:rPr>
+              <w:t xml:space="preserve">Trabalho académico     </w:t>
+            </w:r>
+            <w:r>
+              <w:rPr>
+                <w:rFonts w:ascii="Segoe UI Symbol" w:eastAsia="Segoe UI Symbol" w:hAnsi="Segoe UI Symbol" w:cs="Segoe UI Symbol"/>
+                <w:color w:val="202020"/>
+                <w:sz w:val="22"/>
+                <w:szCs w:val="22"/>
+              </w:rPr>
+              <w:t xml:space="preserve">☐ </w:t>
+            </w:r>
+            <w:r>
+              <w:rPr>
+                <w:color w:val="202020"/>
+              </w:rPr>
+              <w:t xml:space="preserve">Material didático     </w:t>
+            </w:r>
+            <w:r>
+              <w:rPr>
+                <w:rFonts w:ascii="Segoe UI Symbol" w:eastAsia="Segoe UI Symbol" w:hAnsi="Segoe UI Symbol" w:cs="Segoe UI Symbol"/>
+                <w:color w:val="202020"/>
+                <w:sz w:val="22"/>
+                <w:szCs w:val="22"/>
+              </w:rPr>
+              <w:t xml:space="preserve">☐ </w:t>
+            </w:r>
+            <w:r>
+              <w:rPr>
+                <w:color w:val="202020"/>
+              </w:rPr>
+              <w:t xml:space="preserve">Divulgação ou jornalismo     </w:t>
+            </w:r>
+            <w:r>
+              <w:rPr>
+                <w:rFonts w:ascii="Segoe UI Symbol" w:eastAsia="Segoe UI Symbol" w:hAnsi="Segoe UI Symbol" w:cs="Segoe UI Symbol"/>
+                <w:color w:val="202020"/>
+                <w:sz w:val="22"/>
+                <w:szCs w:val="22"/>
+              </w:rPr>
+              <w:t xml:space="preserve">☐ </w:t>
+            </w:r>
+            <w:r>
+              <w:rPr>
+                <w:color w:val="202020"/>
+              </w:rPr>
+              <w:t xml:space="preserve">Comunicação institucional     </w:t>
+            </w:r>
+            <w:r>
+              <w:rPr>
+                <w:rFonts w:ascii="Segoe UI Symbol" w:eastAsia="Segoe UI Symbol" w:hAnsi="Segoe UI Symbol" w:cs="Segoe UI Symbol"/>
+                <w:color w:val="202020"/>
+                <w:sz w:val="22"/>
+                <w:szCs w:val="22"/>
+              </w:rPr>
+              <w:t xml:space="preserve">☐ </w:t>
+            </w:r>
+            <w:r>
+              <w:rPr>
+                <w:color w:val="202020"/>
+              </w:rPr>
+              <w:t xml:space="preserve">Texto criativo     </w:t>
             </w:r>
             <w:r>
               <w:rPr>
@@ -3613,7 +3691,7 @@
           <w:sz w:val="21"/>
           <w:szCs w:val="21"/>
         </w:rPr>
-        <w:t>Com que fontes e conhecimentos posso comparar este artigo?</w:t>
+        <w:t>Com que fontes e conhecimentos posso comparar este texto?</w:t>
       </w:r>
     </w:p>
     <w:tbl>
@@ -3675,7 +3753,7 @@
                 <w:sz w:val="16"/>
                 <w:szCs w:val="16"/>
               </w:rPr>
-              <w:t>ARTIGO / CÓDIGO DO REGISTO</w:t>
+              <w:t>TEXTO / CÓDIGO DO REGISTO</w:t>
             </w:r>
           </w:p>
           <w:p/>
@@ -4098,7 +4176,7 @@
           <w:sz w:val="18"/>
           <w:szCs w:val="18"/>
         </w:rPr>
-        <w:t>B. VERIFICAÇÃO DE AFIRMAÇÕES E REFERÊNCIAS DO ARTIGO</w:t>
+        <w:t>B. VERIFICAÇÃO DE AFIRMAÇÕES E REFERÊNCIAS DO TEXTO</w:t>
       </w:r>
     </w:p>
     <w:tbl>
@@ -4814,7 +4892,7 @@
           <w:sz w:val="18"/>
           <w:szCs w:val="18"/>
         </w:rPr>
-        <w:t>C. COMPARAÇÃO COM O CAMPO</w:t>
+        <w:t>C. COMPARAÇÃO COM O CONHECIMENTO DA ÁREA</w:t>
       </w:r>
     </w:p>
     <w:tbl>
@@ -4874,7 +4952,7 @@
                 <w:sz w:val="18"/>
                 <w:szCs w:val="18"/>
               </w:rPr>
-              <w:t>O que o artigo apresenta e converge com a literatura</w:t>
+              <w:t>O que o texto apresenta e é consistente com as fontes e o conhecimento da área</w:t>
             </w:r>
           </w:p>
         </w:tc>
@@ -4904,7 +4982,7 @@
                 <w:sz w:val="18"/>
                 <w:szCs w:val="18"/>
               </w:rPr>
-              <w:t>O que parece ausente (autores, línguas, regiões, perspetivas teóricas)</w:t>
+              <w:t>O que parece ausente (autores, fontes, línguas, regiões, perspetivas)</w:t>
             </w:r>
           </w:p>
         </w:tc>
@@ -5301,7 +5379,7 @@
           <w:sz w:val="21"/>
           <w:szCs w:val="21"/>
         </w:rPr>
-        <w:t xml:space="preserve">O que observo e como reajo? Comparar o artigo com variações do </w:t>
+        <w:t xml:space="preserve">O que observo e como reajo? Comparar o texto com variações do </w:t>
       </w:r>
       <w:proofErr w:type="spellStart"/>
       <w:r>
@@ -5385,7 +5463,7 @@
                 <w:sz w:val="16"/>
                 <w:szCs w:val="16"/>
               </w:rPr>
-              <w:t>ARTIGO / CÓDIGO DO REGISTO</w:t>
+              <w:t>TEXTO / CÓDIGO DO REGISTO</w:t>
             </w:r>
           </w:p>
           <w:p/>
@@ -6717,7 +6795,7 @@
                 <w:sz w:val="18"/>
                 <w:szCs w:val="18"/>
               </w:rPr>
-              <w:t>Simplificação ou deturpação de teorias e autores</w:t>
+              <w:t>Simplificação ou deturpação de ideias, teorias, fontes ou autores</w:t>
             </w:r>
           </w:p>
         </w:tc>
@@ -7189,7 +7267,7 @@
                 <w:sz w:val="16"/>
                 <w:szCs w:val="16"/>
               </w:rPr>
-              <w:t>ARTIGO / CÓDIGO DO REGISTO</w:t>
+              <w:t>TEXTO / CÓDIGO DO REGISTO</w:t>
             </w:r>
           </w:p>
           <w:p/>
@@ -7678,7 +7756,7 @@
           <w:sz w:val="18"/>
           <w:szCs w:val="18"/>
         </w:rPr>
-        <w:t>B. AVALIAÇÃO DO ARTIGO COMO TEXTO CIENTÍFICO</w:t>
+        <w:t>B. AVALIAÇÃO DA QUALIDADE DO TEXTO</w:t>
       </w:r>
     </w:p>
     <w:tbl>
@@ -7740,7 +7818,7 @@
                 <w:sz w:val="19"/>
                 <w:szCs w:val="19"/>
               </w:rPr>
-              <w:t>Coerência: pergunta, objetivos, método, resultados e conclusão</w:t>
+              <w:t>Coerência: propósito, estrutura, desenvolvimento e conclusões (num texto científico: pergunta, objetivos, método, resultados e conclusão)</w:t>
             </w:r>
           </w:p>
         </w:tc>
@@ -7851,7 +7929,7 @@
                 <w:sz w:val="19"/>
                 <w:szCs w:val="19"/>
               </w:rPr>
-              <w:t>Suporte teórico e empírico das afirmações</w:t>
+              <w:t>Fundamentação das afirmações (fontes, dados, raciocínio)</w:t>
             </w:r>
           </w:p>
         </w:tc>
@@ -7962,7 +8040,7 @@
                 <w:sz w:val="19"/>
                 <w:szCs w:val="19"/>
               </w:rPr>
-              <w:t>Limitações e incertezas declaradas pelo texto</w:t>
+              <w:t>Limitações e incertezas declaradas pelo texto, quando o género o exige</w:t>
             </w:r>
           </w:p>
         </w:tc>
@@ -8420,7 +8498,7 @@
           <w:sz w:val="18"/>
           <w:szCs w:val="18"/>
         </w:rPr>
-        <w:t>D. TEXTO CURATORIAL (OBRIGATÓRIO SE O ARTIGO FOR DIVULGADO ALÉM DE QUEM O CRIOU)</w:t>
+        <w:t>D. TEXTO CURATORIAL (OBRIGATÓRIO SE O TEXTO FOR DIVULGADO ALÉM DE QUEM O CRIOU)</w:t>
       </w:r>
     </w:p>
     <w:tbl>
@@ -8678,7 +8756,7 @@
           <w:sz w:val="21"/>
           <w:szCs w:val="21"/>
         </w:rPr>
-        <w:t>O que dizem outras pessoas? Um segundo grupo, independente da produção, revê o artigo e as Fases 1 a 4.</w:t>
+        <w:t>O que dizem outras pessoas? Um segundo grupo, independente da produção, revê o texto e as Fases 1 a 4.</w:t>
       </w:r>
     </w:p>
     <w:tbl>
@@ -8740,7 +8818,7 @@
                 <w:sz w:val="16"/>
                 <w:szCs w:val="16"/>
               </w:rPr>
-              <w:t>ARTIGO / CÓDIGO DO REGISTO</w:t>
+              <w:t>TEXTO / CÓDIGO DO REGISTO</w:t>
             </w:r>
           </w:p>
           <w:p/>
@@ -9424,7 +9502,7 @@
               <w:rPr>
                 <w:color w:val="202020"/>
               </w:rPr>
-              <w:t xml:space="preserve">Artigo     </w:t>
+              <w:t xml:space="preserve">Texto     </w:t>
             </w:r>
             <w:r>
               <w:rPr>
@@ -10333,7 +10411,7 @@
                 <w:sz w:val="17"/>
                 <w:szCs w:val="17"/>
               </w:rPr>
-              <w:t xml:space="preserve">Nota: se os estudantes ou o curador apenas exprimem opiniões livres, sem confrontar o artigo com um segundo grupo independente, não é </w:t>
+              <w:t xml:space="preserve">Nota: se os estudantes ou o curador apenas exprimem opiniões livres, sem confrontar o texto com um segundo grupo independente, não é </w:t>
             </w:r>
             <w:proofErr w:type="spellStart"/>
             <w:r>
@@ -10598,7 +10676,7 @@
                 <w:sz w:val="16"/>
                 <w:szCs w:val="16"/>
               </w:rPr>
-              <w:t>ARTIGO / CÓDIGO DO REGISTO</w:t>
+              <w:t>TEXTO / CÓDIGO DO REGISTO</w:t>
             </w:r>
           </w:p>
           <w:p/>
@@ -10742,7 +10820,7 @@
                 <w:sz w:val="19"/>
                 <w:szCs w:val="19"/>
               </w:rPr>
-              <w:t>Decisão sobre o artigo</w:t>
+              <w:t>Decisão sobre o texto</w:t>
             </w:r>
           </w:p>
         </w:tc>
@@ -11056,7 +11134,7 @@
               <w:rPr>
                 <w:color w:val="202020"/>
               </w:rPr>
-              <w:t>Todas as referências verificadas na fonte (existem e dizem o que o texto afirma)</w:t>
+              <w:t>Referências e fontes verificadas na origem, quando existam (existem e dizem o que o texto afirma)</w:t>
             </w:r>
           </w:p>
           <w:p>
@@ -11136,7 +11214,7 @@
               <w:rPr>
                 <w:color w:val="202020"/>
               </w:rPr>
-              <w:t>Revisão final integral do manuscrito</w:t>
+              <w:t>Revisão final integral do texto</w:t>
             </w:r>
           </w:p>
         </w:tc>
@@ -11190,7 +11268,7 @@
                 <w:sz w:val="16"/>
                 <w:szCs w:val="16"/>
               </w:rPr>
-              <w:t>partes do texto, números, referências</w:t>
+              <w:t>partes do texto, números, dados, referências</w:t>
             </w:r>
           </w:p>
         </w:tc>
@@ -11667,7 +11745,7 @@
         <w:sz w:val="16"/>
         <w:szCs w:val="16"/>
       </w:rPr>
-      <w:t>AICP · Formulários de curadoria de artigos gerados por IA</w:t>
+      <w:t>AICP · Formulários de curadoria de textos gerados por IA</w:t>
     </w:r>
     <w:r>
       <w:rPr>
@@ -12203,6 +12281,26 @@
 </w:ftr>
 </file>
 
+<file path=word/footer8.xml><?xml version="1.0" encoding="utf-8"?>
+<w:ftr xmlns:m="http://schemas.openxmlformats.org/officeDocument/2006/math" xmlns:mc="http://schemas.openxmlformats.org/markup-compatibility/2006" xmlns:mo="http://schemas.microsoft.com/office/mac/office/2008/main" xmlns:mv="urn:schemas-microsoft-com:mac:vml" xmlns:o="urn:schemas-microsoft-com:office:office" xmlns:r="http://schemas.openxmlformats.org/officeDocument/2006/relationships" xmlns:v="urn:schemas-microsoft-com:vml" xmlns:w10="urn:schemas-microsoft-com:office:word" xmlns:w14="http://schemas.microsoft.com/office/word/2010/wordml" xmlns:w="http://schemas.openxmlformats.org/wordprocessingml/2006/main" xmlns:wne="http://schemas.microsoft.com/office/word/2006/wordml" xmlns:wp14="http://schemas.microsoft.com/office/word/2010/wordprocessingDrawing" xmlns:wp="http://schemas.openxmlformats.org/drawingml/2006/wordprocessingDrawing" xmlns:wpc="http://schemas.microsoft.com/office/word/2010/wordprocessingCanvas" xmlns:wpg="http://schemas.microsoft.com/office/word/2010/wordprocessingGroup" xmlns:wpi="http://schemas.microsoft.com/office/word/2010/wordprocessingInk" xmlns:wps="http://schemas.microsoft.com/office/word/2010/wordprocessingShape" mc:Ignorable="w14 wp14">
+  <w:p>
+    <w:pPr>
+      <w:pStyle w:val="Footer"/>
+    </w:pPr>
+  </w:p>
+</w:ftr>
+</file>
+
+<file path=word/footer9.xml><?xml version="1.0" encoding="utf-8"?>
+<w:ftr xmlns:m="http://schemas.openxmlformats.org/officeDocument/2006/math" xmlns:mc="http://schemas.openxmlformats.org/markup-compatibility/2006" xmlns:mo="http://schemas.microsoft.com/office/mac/office/2008/main" xmlns:mv="urn:schemas-microsoft-com:mac:vml" xmlns:o="urn:schemas-microsoft-com:office:office" xmlns:r="http://schemas.openxmlformats.org/officeDocument/2006/relationships" xmlns:v="urn:schemas-microsoft-com:vml" xmlns:w10="urn:schemas-microsoft-com:office:word" xmlns:w14="http://schemas.microsoft.com/office/word/2010/wordml" xmlns:w="http://schemas.openxmlformats.org/wordprocessingml/2006/main" xmlns:wne="http://schemas.microsoft.com/office/word/2006/wordml" xmlns:wp14="http://schemas.microsoft.com/office/word/2010/wordprocessingDrawing" xmlns:wp="http://schemas.openxmlformats.org/drawingml/2006/wordprocessingDrawing" xmlns:wpc="http://schemas.microsoft.com/office/word/2010/wordprocessingCanvas" xmlns:wpg="http://schemas.microsoft.com/office/word/2010/wordprocessingGroup" xmlns:wpi="http://schemas.microsoft.com/office/word/2010/wordprocessingInk" xmlns:wps="http://schemas.microsoft.com/office/word/2010/wordprocessingShape" mc:Ignorable="w14 wp14">
+  <w:p>
+    <w:pPr>
+      <w:pStyle w:val="Footer"/>
+    </w:pPr>
+  </w:p>
+</w:ftr>
+</file>
+
 <file path=word/footnotes.xml><?xml version="1.0" encoding="utf-8"?>
 <w:footnotes xmlns:wpc="http://schemas.microsoft.com/office/word/2010/wordprocessingCanvas" xmlns:cx="http://schemas.microsoft.com/office/drawing/2014/chartex" xmlns:cx1="http://schemas.microsoft.com/office/drawing/2015/9/8/chartex" xmlns:cx2="http://schemas.microsoft.com/office/drawing/2015/10/21/chartex" xmlns:cx3="http://schemas.microsoft.com/office/drawing/2016/5/9/chartex" xmlns:cx4="http://schemas.microsoft.com/office/drawing/2016/5/10/chartex" xmlns:cx5="http://schemas.microsoft.com/office/drawing/2016/5/11/chartex" xmlns:cx6="http://schemas.microsoft.com/office/drawing/2016/5/12/chartex" xmlns:cx7="http://schemas.microsoft.com/office/drawing/2016/5/13/chartex" xmlns:cx8="http://schemas.microsoft.com/office/drawing/2016/5/14/chartex" xmlns:mc="http://schemas.openxmlformats.org/markup-compatibility/2006" xmlns:m="http://schemas.openxmlformats.org/officeDocument/2006/math" xmlns:aink="http://schemas.microsoft.com/office/drawing/2016/ink" xmlns:am3d="http://schemas.microsoft.com/office/drawing/2017/model3d" xmlns:oel="http://schemas.microsoft.com/office/2019/extlst" xmlns:r="http://schemas.openxmlformats.org/officeDocument/2006/relationships" xmlns:wp14="http://schemas.microsoft.com/office/word/2010/wordprocessingDrawing" xmlns:wp="http://schemas.openxmlformats.org/drawingml/2006/wordprocessingDrawing" xmlns:wpg="http://schemas.microsoft.com/office/word/2010/wordprocessingGroup" xmlns:wpi="http://schemas.microsoft.com/office/word/2010/wordprocessingInk" xmlns:wps="http://schemas.microsoft.com/office/word/2010/wordprocessingShape" xmlns:o="urn:schemas-microsoft-com:office:office" xmlns:v="urn:schemas-microsoft-com:vml" xmlns:w10="urn:schemas-microsoft-com:office:word" xmlns:w="http://schemas.openxmlformats.org/wordprocessingml/2006/main" xmlns:w14="http://schemas.microsoft.com/office/word/2010/wordml" xmlns:w15="http://schemas.microsoft.com/office/word/2012/wordml" xmlns:w16cex="http://schemas.microsoft.com/office/word/2018/wordml/cex" xmlns:w16cid="http://schemas.microsoft.com/office/word/2016/wordml/cid" xmlns:w16="http://schemas.microsoft.com/office/word/2018/wordml" xmlns:w16sdtdh="http://schemas.microsoft.com/office/word/2020/wordml/sdtdatahash" xmlns:w16sdtfl="http://schemas.microsoft.com/office/word/2024/wordml/sdtformatlock" xmlns:w16se="http://schemas.microsoft.com/office/word/2015/wordml/symex" xmlns:w16du="http://schemas.microsoft.com/office/word/2023/wordml/word16du" xmlns:wne="http://schemas.microsoft.com/office/word/2006/wordml" mc:Ignorable="w14 w15 w16se w16cid w16 w16cex w16sdtdh w16sdtfl w16du wp14">
   <w:footnote w:type="separator" w:id="-1">
@@ -12220,6 +12318,16 @@
     </w:p>
   </w:footnote>
 </w:footnotes>
+</file>
+
+<file path=word/header1.xml><?xml version="1.0" encoding="utf-8"?>
+<w:hdr xmlns:m="http://schemas.openxmlformats.org/officeDocument/2006/math" xmlns:mc="http://schemas.openxmlformats.org/markup-compatibility/2006" xmlns:mo="http://schemas.microsoft.com/office/mac/office/2008/main" xmlns:mv="urn:schemas-microsoft-com:mac:vml" xmlns:o="urn:schemas-microsoft-com:office:office" xmlns:r="http://schemas.openxmlformats.org/officeDocument/2006/relationships" xmlns:v="urn:schemas-microsoft-com:vml" xmlns:w10="urn:schemas-microsoft-com:office:word" xmlns:w14="http://schemas.microsoft.com/office/word/2010/wordml" xmlns:w="http://schemas.openxmlformats.org/wordprocessingml/2006/main" xmlns:wne="http://schemas.microsoft.com/office/word/2006/wordml" xmlns:wp14="http://schemas.microsoft.com/office/word/2010/wordprocessingDrawing" xmlns:wp="http://schemas.openxmlformats.org/drawingml/2006/wordprocessingDrawing" xmlns:wpc="http://schemas.microsoft.com/office/word/2010/wordprocessingCanvas" xmlns:wpg="http://schemas.microsoft.com/office/word/2010/wordprocessingGroup" xmlns:wpi="http://schemas.microsoft.com/office/word/2010/wordprocessingInk" xmlns:wps="http://schemas.microsoft.com/office/word/2010/wordprocessingShape" mc:Ignorable="w14 wp14">
+  <w:p>
+    <w:pPr>
+      <w:pStyle w:val="Header"/>
+    </w:pPr>
+  </w:p>
+</w:hdr>
 </file>
 
 <file path=word/numbering.xml><?xml version="1.0" encoding="utf-8"?>
